--- a/samples/output/iic-as-built/reports/azlocal-iic-01-as-built-20260406T160832Z-Executive-Summary.docx
+++ b/samples/output/iic-as-built/reports/azlocal-iic-01-as-built-20260406T160832Z-Executive-Summary.docx
@@ -22,7 +22,7 @@
     </w:p>
     <w:p>
       <w:r>
-        <w:t xml:space="preserve">Ranger Version: 1.6.0</w:t>
+        <w:t xml:space="preserve">Ranger Version: 2.0.0</w:t>
       </w:r>
     </w:p>
     <w:p>
@@ -187,7 +187,7 @@
         <w:tc>
           <w:p>
             <w:r>
-              <w:t xml:space="preserve">azlocal-iic-01-as-built-20260417T003243Z</w:t>
+              <w:t xml:space="preserve">azlocal-iic-01-as-built-20260417T010924Z</w:t>
             </w:r>
           </w:p>
         </w:tc>
@@ -296,7 +296,7 @@
                 <w:b/>
                 <w:color w:val="475569"/>
               </w:rPr>
-              <w:t xml:space="preserve">Prepared By Azure Local Ranger v1.6.0</w:t>
+              <w:t xml:space="preserve">Prepared By Azure Local Ranger v2.0.0</w:t>
             </w:r>
           </w:p>
         </w:tc>
@@ -361,7 +361,7 @@
         <w:tc>
           <w:p>
             <w:r>
-              <w:t xml:space="preserve">1.1.0-draft</w:t>
+              <w:t xml:space="preserve">1.2.0-draft</w:t>
             </w:r>
           </w:p>
         </w:tc>
@@ -809,7 +809,7 @@
         <w:pStyle w:val="ListParagraph"/>
       </w:pPr>
       <w:r>
-        <w:t xml:space="preserve">- Licensing: Not collected</w:t>
+        <w:t xml:space="preserve">- Licensing: IIC Platform Production</w:t>
       </w:r>
     </w:p>
     <w:p>

--- a/samples/output/iic-as-built/reports/azlocal-iic-01-as-built-20260406T160832Z-Executive-Summary.docx
+++ b/samples/output/iic-as-built/reports/azlocal-iic-01-as-built-20260406T160832Z-Executive-Summary.docx
@@ -22,7 +22,7 @@
     </w:p>
     <w:p>
       <w:r>
-        <w:t xml:space="preserve">Ranger Version: 2.0.0</w:t>
+        <w:t xml:space="preserve">Ranger Version: 2.1.0</w:t>
       </w:r>
     </w:p>
     <w:p>
@@ -187,7 +187,7 @@
         <w:tc>
           <w:p>
             <w:r>
-              <w:t xml:space="preserve">azlocal-iic-01-as-built-20260417T010924Z</w:t>
+              <w:t xml:space="preserve">azlocal-iic-01-as-built-20260417T020632Z</w:t>
             </w:r>
           </w:p>
         </w:tc>
@@ -296,7 +296,7 @@
                 <w:b/>
                 <w:color w:val="475569"/>
               </w:rPr>
-              <w:t xml:space="preserve">Prepared By Azure Local Ranger v2.0.0</w:t>
+              <w:t xml:space="preserve">Prepared By Azure Local Ranger v2.1.0</w:t>
             </w:r>
           </w:p>
         </w:tc>
